--- a/template.docx
+++ b/template.docx
@@ -6,7 +6,7 @@
       <w:pPr>
         <w:pStyle w:val="BodyText"/>
         <w:rPr>
-          <w:rFonts w:ascii="Times New Roman"/>
+          <w:rFonts w:ascii="Mongolian Baiti" w:hAnsi="Mongolian Baiti" w:cs="Mongolian Baiti"/>
           <w:sz w:val="20"/>
         </w:rPr>
       </w:pPr>
@@ -28,23 +28,14 @@
           <w:sz w:val="20"/>
           <w:szCs w:val="20"/>
         </w:rPr>
-        <w:t>PROPOSTA COMERCIAL</w:t>
-      </w:r>
-      <w:r>
-        <w:rPr>
-          <w:rFonts w:ascii="Mongolian Baiti" w:hAnsi="Mongolian Baiti" w:cs="Mongolian Baiti"/>
-          <w:b/>
-          <w:sz w:val="20"/>
-          <w:szCs w:val="20"/>
-        </w:rPr>
-        <w:t xml:space="preserve"> </w:t>
+        <w:t xml:space="preserve">PROPOSTA COMERCIAL </w:t>
       </w:r>
     </w:p>
     <w:p>
       <w:pPr>
         <w:jc w:val="center"/>
         <w:rPr>
-          <w:rFonts w:ascii="Book Antiqua" w:hAnsi="Book Antiqua" w:cs="Aharoni"/>
+          <w:rFonts w:ascii="Mongolian Baiti" w:hAnsi="Mongolian Baiti" w:cs="Mongolian Baiti"/>
           <w:b/>
           <w:sz w:val="20"/>
           <w:szCs w:val="20"/>
@@ -529,7 +520,7 @@
             <w:pPr>
               <w:jc w:val="right"/>
               <w:rPr>
-                <w:rFonts w:ascii="Aptos Narrow" w:eastAsia="Times New Roman" w:hAnsi="Aptos Narrow" w:cs="Times New Roman"/>
+                <w:rFonts w:ascii="Mongolian Baiti" w:eastAsia="Times New Roman" w:hAnsi="Mongolian Baiti" w:cs="Mongolian Baiti"/>
                 <w:color w:val="000000"/>
                 <w:lang w:eastAsia="pt-BR" w:bidi="ar-SA"/>
               </w:rPr>
@@ -557,7 +548,7 @@
           <w:p>
             <w:pPr>
               <w:rPr>
-                <w:rFonts w:ascii="Times New Roman" w:eastAsia="Times New Roman" w:hAnsi="Times New Roman" w:cs="Times New Roman"/>
+                <w:rFonts w:ascii="Mongolian Baiti" w:eastAsia="Times New Roman" w:hAnsi="Mongolian Baiti" w:cs="Mongolian Baiti"/>
                 <w:sz w:val="20"/>
                 <w:szCs w:val="20"/>
                 <w:lang w:val="pt-BR" w:eastAsia="pt-BR" w:bidi="ar-SA"/>
@@ -587,7 +578,7 @@
             <w:pPr>
               <w:jc w:val="right"/>
               <w:rPr>
-                <w:rFonts w:ascii="Aptos Narrow" w:eastAsia="Times New Roman" w:hAnsi="Aptos Narrow" w:cs="Times New Roman"/>
+                <w:rFonts w:ascii="Mongolian Baiti" w:eastAsia="Times New Roman" w:hAnsi="Mongolian Baiti" w:cs="Mongolian Baiti"/>
                 <w:color w:val="000000"/>
                 <w:lang w:val="pt-BR" w:eastAsia="pt-BR" w:bidi="ar-SA"/>
               </w:rPr>
@@ -608,7 +599,7 @@
           <w:p>
             <w:pPr>
               <w:rPr>
-                <w:rFonts w:ascii="Times New Roman" w:eastAsia="Times New Roman" w:hAnsi="Times New Roman" w:cs="Times New Roman"/>
+                <w:rFonts w:ascii="Mongolian Baiti" w:eastAsia="Times New Roman" w:hAnsi="Mongolian Baiti" w:cs="Mongolian Baiti"/>
                 <w:sz w:val="20"/>
                 <w:szCs w:val="20"/>
                 <w:lang w:val="pt-BR" w:eastAsia="pt-BR" w:bidi="ar-SA"/>
@@ -630,7 +621,7 @@
           <w:p>
             <w:pPr>
               <w:rPr>
-                <w:rFonts w:ascii="Times New Roman" w:eastAsia="Times New Roman" w:hAnsi="Times New Roman" w:cs="Times New Roman"/>
+                <w:rFonts w:ascii="Mongolian Baiti" w:eastAsia="Times New Roman" w:hAnsi="Mongolian Baiti" w:cs="Mongolian Baiti"/>
                 <w:sz w:val="20"/>
                 <w:szCs w:val="20"/>
                 <w:lang w:val="pt-BR" w:eastAsia="pt-BR" w:bidi="ar-SA"/>
@@ -652,7 +643,7 @@
           <w:p>
             <w:pPr>
               <w:rPr>
-                <w:rFonts w:ascii="Times New Roman" w:eastAsia="Times New Roman" w:hAnsi="Times New Roman" w:cs="Times New Roman"/>
+                <w:rFonts w:ascii="Mongolian Baiti" w:eastAsia="Times New Roman" w:hAnsi="Mongolian Baiti" w:cs="Mongolian Baiti"/>
                 <w:sz w:val="20"/>
                 <w:szCs w:val="20"/>
                 <w:lang w:val="pt-BR" w:eastAsia="pt-BR" w:bidi="ar-SA"/>
@@ -704,10 +695,10 @@
         <w:t>LOR TOTAL DA PROPOSTA:</w:t>
       </w:r>
       <w:r>
-        <w:t xml:space="preserve"> </w:t>
-      </w:r>
-      <w:r>
-        <w:t xml:space="preserve"> </w:t>
+        <w:rPr>
+          <w:rFonts w:ascii="Mongolian Baiti" w:hAnsi="Mongolian Baiti" w:cs="Mongolian Baiti"/>
+        </w:rPr>
+        <w:t xml:space="preserve">  </w:t>
       </w:r>
       <w:r>
         <w:rPr>
@@ -769,17 +760,7 @@
           <w:szCs w:val="24"/>
           <w:lang w:eastAsia="pt-BR"/>
         </w:rPr>
-        <w:t xml:space="preserve"> </w:t>
-      </w:r>
-      <w:r>
-        <w:rPr>
-          <w:rFonts w:ascii="Mongolian Baiti" w:eastAsia="Times New Roman" w:hAnsi="Mongolian Baiti" w:cs="Mongolian Baiti"/>
-          <w:bCs/>
-          <w:sz w:val="24"/>
-          <w:szCs w:val="24"/>
-          <w:lang w:eastAsia="pt-BR"/>
-        </w:rPr>
-        <w:t>Validade da Proposta: 60 (SESSENTA) DIAS</w:t>
+        <w:t xml:space="preserve"> Validade da Proposta: 60 (SESSENTA) DIAS</w:t>
       </w:r>
     </w:p>
     <w:p>
@@ -804,7 +785,7 @@
       </w:r>
       <w:r>
         <w:rPr>
-          <w:rFonts w:ascii="Times New Roman"/>
+          <w:rFonts w:ascii="Mongolian Baiti" w:hAnsi="Mongolian Baiti" w:cs="Mongolian Baiti"/>
           <w:sz w:val="24"/>
           <w:szCs w:val="24"/>
         </w:rPr>

--- a/template.docx
+++ b/template.docx
@@ -2,15 +2,6 @@
 <file path=word/document.xml><?xml version="1.0" encoding="utf-8"?>
 <w:document xmlns:wpc="http://schemas.microsoft.com/office/word/2010/wordprocessingCanvas" xmlns:cx="http://schemas.microsoft.com/office/drawing/2014/chartex" xmlns:cx1="http://schemas.microsoft.com/office/drawing/2015/9/8/chartex" xmlns:cx2="http://schemas.microsoft.com/office/drawing/2015/10/21/chartex" xmlns:cx3="http://schemas.microsoft.com/office/drawing/2016/5/9/chartex" xmlns:cx4="http://schemas.microsoft.com/office/drawing/2016/5/10/chartex" xmlns:cx5="http://schemas.microsoft.com/office/drawing/2016/5/11/chartex" xmlns:cx6="http://schemas.microsoft.com/office/drawing/2016/5/12/chartex" xmlns:cx7="http://schemas.microsoft.com/office/drawing/2016/5/13/chartex" xmlns:cx8="http://schemas.microsoft.com/office/drawing/2016/5/14/chartex" xmlns:mc="http://schemas.openxmlformats.org/markup-compatibility/2006" xmlns:aink="http://schemas.microsoft.com/office/drawing/2016/ink" xmlns:am3d="http://schemas.microsoft.com/office/drawing/2017/model3d" xmlns:o="urn:schemas-microsoft-com:office:office" xmlns:oel="http://schemas.microsoft.com/office/2019/extlst" xmlns:r="http://schemas.openxmlformats.org/officeDocument/2006/relationships" xmlns:m="http://schemas.openxmlformats.org/officeDocument/2006/math" xmlns:v="urn:schemas-microsoft-com:vml" xmlns:wp14="http://schemas.microsoft.com/office/word/2010/wordprocessingDrawing" xmlns:wp="http://schemas.openxmlformats.org/drawingml/2006/wordprocessingDrawing" xmlns:w10="urn:schemas-microsoft-com:office:word" xmlns:w="http://schemas.openxmlformats.org/wordprocessingml/2006/main" xmlns:w14="http://schemas.microsoft.com/office/word/2010/wordml" xmlns:w15="http://schemas.microsoft.com/office/word/2012/wordml" xmlns:w16cei="http://schemas.microsoft.com/office/word/2026/wordml/cei" xmlns:w16cex="http://schemas.microsoft.com/office/word/2018/wordml/cex" xmlns:w16cid="http://schemas.microsoft.com/office/word/2016/wordml/cid" xmlns:w16="http://schemas.microsoft.com/office/word/2018/wordml" xmlns:w16du="http://schemas.microsoft.com/office/word/2023/wordml/word16du" xmlns:w16sdtdh="http://schemas.microsoft.com/office/word/2020/wordml/sdtdatahash" xmlns:w16sdtfl="http://schemas.microsoft.com/office/word/2024/wordml/sdtformatlock" xmlns:w16se="http://schemas.microsoft.com/office/word/2015/wordml/symex" xmlns:wpg="http://schemas.microsoft.com/office/word/2010/wordprocessingGroup" xmlns:wpi="http://schemas.microsoft.com/office/word/2010/wordprocessingInk" xmlns:wne="http://schemas.microsoft.com/office/word/2006/wordml" xmlns:wps="http://schemas.microsoft.com/office/word/2010/wordprocessingShape" mc:Ignorable="w14 w15 w16se w16cid w16 w16cex w16sdtdh w16sdtfl w16du wp14">
   <w:body>
-    <w:p>
-      <w:pPr>
-        <w:pStyle w:val="BodyText"/>
-        <w:rPr>
-          <w:rFonts w:ascii="Mongolian Baiti" w:hAnsi="Mongolian Baiti" w:cs="Mongolian Baiti"/>
-          <w:sz w:val="20"/>
-        </w:rPr>
-      </w:pPr>
-    </w:p>
     <w:p>
       <w:pPr>
         <w:jc w:val="center"/>
@@ -28,19 +19,8 @@
           <w:sz w:val="20"/>
           <w:szCs w:val="20"/>
         </w:rPr>
-        <w:t xml:space="preserve">PROPOSTA COMERCIAL </w:t>
+        <w:t>PROPOSTA COMERCIAL</w:t>
       </w:r>
-    </w:p>
-    <w:p>
-      <w:pPr>
-        <w:jc w:val="center"/>
-        <w:rPr>
-          <w:rFonts w:ascii="Mongolian Baiti" w:hAnsi="Mongolian Baiti" w:cs="Mongolian Baiti"/>
-          <w:b/>
-          <w:sz w:val="20"/>
-          <w:szCs w:val="20"/>
-        </w:rPr>
-      </w:pPr>
     </w:p>
     <w:p>
       <w:pPr>
@@ -61,15 +41,6 @@
         </w:rPr>
         <w:t xml:space="preserve">Cliente: </w:t>
       </w:r>
-      <w:r>
-        <w:rPr>
-          <w:rFonts w:ascii="Mongolian Baiti" w:hAnsi="Mongolian Baiti" w:cs="Mongolian Baiti"/>
-          <w:b/>
-          <w:sz w:val="20"/>
-          <w:szCs w:val="20"/>
-        </w:rPr>
-        <w:t>ASSOCIAÇÃO DOS MORADORES DO CONJUNTO TANCREDO NEVES</w:t>
-      </w:r>
     </w:p>
     <w:p>
       <w:pPr>
@@ -89,15 +60,6 @@
           <w:szCs w:val="20"/>
         </w:rPr>
         <w:t xml:space="preserve">CNPJ: </w:t>
-      </w:r>
-      <w:r>
-        <w:rPr>
-          <w:rFonts w:ascii="Mongolian Baiti" w:hAnsi="Mongolian Baiti" w:cs="Mongolian Baiti"/>
-          <w:b/>
-          <w:sz w:val="20"/>
-          <w:szCs w:val="20"/>
-        </w:rPr>
-        <w:t>07.794.357/0001-38</w:t>
       </w:r>
     </w:p>
     <w:p>

--- a/template.docx
+++ b/template.docx
@@ -8,56 +8,54 @@
         <w:rPr>
           <w:rFonts w:ascii="Mongolian Baiti" w:hAnsi="Mongolian Baiti" w:cs="Mongolian Baiti"/>
           <w:b/>
-          <w:sz w:val="20"/>
-          <w:szCs w:val="20"/>
+          <w:sz w:val="18"/>
+          <w:szCs w:val="18"/>
         </w:rPr>
       </w:pPr>
       <w:r>
         <w:rPr>
           <w:rFonts w:ascii="Mongolian Baiti" w:hAnsi="Mongolian Baiti" w:cs="Mongolian Baiti"/>
           <w:b/>
-          <w:sz w:val="20"/>
-          <w:szCs w:val="20"/>
+          <w:sz w:val="18"/>
+          <w:szCs w:val="18"/>
         </w:rPr>
         <w:t>PROPOSTA COMERCIAL</w:t>
       </w:r>
     </w:p>
     <w:p>
       <w:pPr>
-        <w:jc w:val="both"/>
         <w:rPr>
           <w:rFonts w:ascii="Mongolian Baiti" w:hAnsi="Mongolian Baiti" w:cs="Mongolian Baiti"/>
           <w:b/>
-          <w:sz w:val="20"/>
-          <w:szCs w:val="20"/>
+          <w:sz w:val="18"/>
+          <w:szCs w:val="18"/>
         </w:rPr>
       </w:pPr>
       <w:r>
         <w:rPr>
           <w:rFonts w:ascii="Mongolian Baiti" w:hAnsi="Mongolian Baiti" w:cs="Mongolian Baiti"/>
           <w:b/>
-          <w:sz w:val="20"/>
-          <w:szCs w:val="20"/>
+          <w:sz w:val="18"/>
+          <w:szCs w:val="18"/>
         </w:rPr>
         <w:t xml:space="preserve">Cliente: </w:t>
       </w:r>
     </w:p>
     <w:p>
       <w:pPr>
-        <w:jc w:val="both"/>
         <w:rPr>
           <w:rFonts w:ascii="Mongolian Baiti" w:hAnsi="Mongolian Baiti" w:cs="Mongolian Baiti"/>
           <w:b/>
-          <w:sz w:val="20"/>
-          <w:szCs w:val="20"/>
+          <w:sz w:val="18"/>
+          <w:szCs w:val="18"/>
         </w:rPr>
       </w:pPr>
       <w:r>
         <w:rPr>
           <w:rFonts w:ascii="Mongolian Baiti" w:hAnsi="Mongolian Baiti" w:cs="Mongolian Baiti"/>
           <w:b/>
-          <w:sz w:val="20"/>
-          <w:szCs w:val="20"/>
+          <w:sz w:val="18"/>
+          <w:szCs w:val="18"/>
         </w:rPr>
         <w:t xml:space="preserve">CNPJ: </w:t>
       </w:r>
@@ -68,16 +66,16 @@
         <w:rPr>
           <w:rFonts w:ascii="Mongolian Baiti" w:hAnsi="Mongolian Baiti" w:cs="Mongolian Baiti"/>
           <w:b/>
-          <w:sz w:val="20"/>
-          <w:szCs w:val="20"/>
+          <w:sz w:val="18"/>
+          <w:szCs w:val="18"/>
         </w:rPr>
       </w:pPr>
       <w:r>
         <w:rPr>
           <w:rFonts w:ascii="Mongolian Baiti" w:hAnsi="Mongolian Baiti" w:cs="Mongolian Baiti"/>
           <w:b/>
-          <w:sz w:val="20"/>
-          <w:szCs w:val="20"/>
+          <w:sz w:val="18"/>
+          <w:szCs w:val="18"/>
         </w:rPr>
         <w:t xml:space="preserve">FORTALEZA, </w:t>
       </w:r>
@@ -85,8 +83,8 @@
         <w:rPr>
           <w:rFonts w:ascii="Mongolian Baiti" w:hAnsi="Mongolian Baiti" w:cs="Mongolian Baiti"/>
           <w:b/>
-          <w:sz w:val="20"/>
-          <w:szCs w:val="20"/>
+          <w:sz w:val="18"/>
+          <w:szCs w:val="18"/>
         </w:rPr>
         <w:t>X</w:t>
       </w:r>
@@ -94,8 +92,8 @@
         <w:rPr>
           <w:rFonts w:ascii="Mongolian Baiti" w:hAnsi="Mongolian Baiti" w:cs="Mongolian Baiti"/>
           <w:b/>
-          <w:sz w:val="20"/>
-          <w:szCs w:val="20"/>
+          <w:sz w:val="18"/>
+          <w:szCs w:val="18"/>
         </w:rPr>
         <w:t xml:space="preserve"> DE </w:t>
       </w:r>
@@ -103,8 +101,8 @@
         <w:rPr>
           <w:rFonts w:ascii="Mongolian Baiti" w:hAnsi="Mongolian Baiti" w:cs="Mongolian Baiti"/>
           <w:b/>
-          <w:sz w:val="20"/>
-          <w:szCs w:val="20"/>
+          <w:sz w:val="18"/>
+          <w:szCs w:val="18"/>
         </w:rPr>
         <w:t>X</w:t>
       </w:r>
@@ -112,8 +110,8 @@
         <w:rPr>
           <w:rFonts w:ascii="Mongolian Baiti" w:hAnsi="Mongolian Baiti" w:cs="Mongolian Baiti"/>
           <w:b/>
-          <w:sz w:val="20"/>
-          <w:szCs w:val="20"/>
+          <w:sz w:val="18"/>
+          <w:szCs w:val="18"/>
         </w:rPr>
         <w:t xml:space="preserve"> DE </w:t>
       </w:r>
@@ -121,47 +119,54 @@
         <w:rPr>
           <w:rFonts w:ascii="Mongolian Baiti" w:hAnsi="Mongolian Baiti" w:cs="Mongolian Baiti"/>
           <w:b/>
-          <w:sz w:val="20"/>
-          <w:szCs w:val="20"/>
+          <w:sz w:val="18"/>
+          <w:szCs w:val="18"/>
         </w:rPr>
         <w:t>X</w:t>
       </w:r>
     </w:p>
+    <w:p>
+      <w:pPr>
+        <w:jc w:val="right"/>
+        <w:rPr>
+          <w:rFonts w:ascii="Mongolian Baiti" w:hAnsi="Mongolian Baiti" w:cs="Mongolian Baiti"/>
+          <w:b/>
+          <w:sz w:val="18"/>
+          <w:szCs w:val="18"/>
+        </w:rPr>
+      </w:pPr>
+    </w:p>
     <w:tbl>
       <w:tblPr>
         <w:tblStyle w:val="TableGrid"/>
-        <w:tblpPr w:leftFromText="141" w:rightFromText="141" w:vertAnchor="text" w:horzAnchor="margin" w:tblpXSpec="center" w:tblpY="563"/>
-        <w:tblOverlap w:val="never"/>
-        <w:tblW w:w="11347" w:type="dxa"/>
+        <w:tblW w:w="11529" w:type="dxa"/>
+        <w:tblInd w:w="-1423" w:type="dxa"/>
+        <w:shd w:val="clear" w:color="auto" w:fill="DBE5F1" w:themeFill="accent1" w:themeFillTint="33"/>
+        <w:tblLayout w:type="fixed"/>
         <w:tblLook w:val="04A0" w:firstRow="1" w:lastRow="0" w:firstColumn="1" w:lastColumn="0" w:noHBand="0" w:noVBand="1"/>
       </w:tblPr>
       <w:tblGrid>
-        <w:gridCol w:w="756"/>
-        <w:gridCol w:w="5150"/>
-        <w:gridCol w:w="1311"/>
-        <w:gridCol w:w="1042"/>
-        <w:gridCol w:w="1482"/>
-        <w:gridCol w:w="1606"/>
+        <w:gridCol w:w="706"/>
+        <w:gridCol w:w="5107"/>
+        <w:gridCol w:w="1275"/>
+        <w:gridCol w:w="1276"/>
+        <w:gridCol w:w="1701"/>
+        <w:gridCol w:w="1464"/>
       </w:tblGrid>
       <w:tr>
-        <w:trPr>
-          <w:trHeight w:val="130"/>
-        </w:trPr>
         <w:tc>
           <w:tcPr>
-            <w:tcW w:w="756" w:type="dxa"/>
+            <w:tcW w:w="706" w:type="dxa"/>
             <w:shd w:val="clear" w:color="auto" w:fill="DBE5F1" w:themeFill="accent1" w:themeFillTint="33"/>
           </w:tcPr>
           <w:p>
             <w:pPr>
-              <w:adjustRightInd w:val="0"/>
-              <w:jc w:val="center"/>
               <w:rPr>
-                <w:rFonts w:ascii="Mongolian Baiti" w:eastAsia="TimesNewRomanPSMT" w:hAnsi="Mongolian Baiti" w:cs="Mongolian Baiti"/>
-                <w:bCs/>
+                <w:rFonts w:ascii="Mongolian Baiti" w:eastAsia="Times New Roman" w:hAnsi="Mongolian Baiti" w:cs="Mongolian Baiti"/>
+                <w:b/>
                 <w:sz w:val="18"/>
                 <w:szCs w:val="18"/>
-                <w:lang w:eastAsia="en-US"/>
+                <w:lang w:val="pt-BR" w:eastAsia="pt-BR"/>
               </w:rPr>
             </w:pPr>
             <w:r>
@@ -178,19 +183,17 @@
         </w:tc>
         <w:tc>
           <w:tcPr>
-            <w:tcW w:w="5150" w:type="dxa"/>
+            <w:tcW w:w="5107" w:type="dxa"/>
             <w:shd w:val="clear" w:color="auto" w:fill="DBE5F1" w:themeFill="accent1" w:themeFillTint="33"/>
           </w:tcPr>
           <w:p>
             <w:pPr>
-              <w:adjustRightInd w:val="0"/>
-              <w:jc w:val="center"/>
               <w:rPr>
-                <w:rFonts w:ascii="Mongolian Baiti" w:eastAsia="TimesNewRomanPSMT" w:hAnsi="Mongolian Baiti" w:cs="Mongolian Baiti"/>
-                <w:bCs/>
+                <w:rFonts w:ascii="Mongolian Baiti" w:eastAsia="Times New Roman" w:hAnsi="Mongolian Baiti" w:cs="Mongolian Baiti"/>
+                <w:b/>
                 <w:sz w:val="18"/>
                 <w:szCs w:val="18"/>
-                <w:lang w:eastAsia="en-US"/>
+                <w:lang w:val="pt-BR" w:eastAsia="pt-BR"/>
               </w:rPr>
             </w:pPr>
             <w:r>
@@ -207,19 +210,17 @@
         </w:tc>
         <w:tc>
           <w:tcPr>
-            <w:tcW w:w="1311" w:type="dxa"/>
+            <w:tcW w:w="1275" w:type="dxa"/>
             <w:shd w:val="clear" w:color="auto" w:fill="DBE5F1" w:themeFill="accent1" w:themeFillTint="33"/>
           </w:tcPr>
           <w:p>
             <w:pPr>
-              <w:adjustRightInd w:val="0"/>
-              <w:jc w:val="center"/>
               <w:rPr>
-                <w:rFonts w:ascii="Mongolian Baiti" w:eastAsia="TimesNewRomanPSMT" w:hAnsi="Mongolian Baiti" w:cs="Mongolian Baiti"/>
-                <w:bCs/>
+                <w:rFonts w:ascii="Mongolian Baiti" w:eastAsia="Times New Roman" w:hAnsi="Mongolian Baiti" w:cs="Mongolian Baiti"/>
+                <w:b/>
                 <w:sz w:val="18"/>
                 <w:szCs w:val="18"/>
-                <w:lang w:eastAsia="en-US"/>
+                <w:lang w:val="pt-BR" w:eastAsia="pt-BR"/>
               </w:rPr>
             </w:pPr>
             <w:r>
@@ -236,19 +237,17 @@
         </w:tc>
         <w:tc>
           <w:tcPr>
-            <w:tcW w:w="1042" w:type="dxa"/>
+            <w:tcW w:w="1276" w:type="dxa"/>
             <w:shd w:val="clear" w:color="auto" w:fill="DBE5F1" w:themeFill="accent1" w:themeFillTint="33"/>
           </w:tcPr>
           <w:p>
             <w:pPr>
-              <w:adjustRightInd w:val="0"/>
-              <w:jc w:val="center"/>
               <w:rPr>
-                <w:rFonts w:ascii="Mongolian Baiti" w:eastAsia="TimesNewRomanPSMT" w:hAnsi="Mongolian Baiti" w:cs="Mongolian Baiti"/>
-                <w:bCs/>
+                <w:rFonts w:ascii="Mongolian Baiti" w:eastAsia="Times New Roman" w:hAnsi="Mongolian Baiti" w:cs="Mongolian Baiti"/>
+                <w:b/>
                 <w:sz w:val="18"/>
                 <w:szCs w:val="18"/>
-                <w:lang w:eastAsia="en-US"/>
+                <w:lang w:val="pt-BR" w:eastAsia="pt-BR"/>
               </w:rPr>
             </w:pPr>
             <w:r>
@@ -265,19 +264,17 @@
         </w:tc>
         <w:tc>
           <w:tcPr>
-            <w:tcW w:w="1482" w:type="dxa"/>
+            <w:tcW w:w="1701" w:type="dxa"/>
             <w:shd w:val="clear" w:color="auto" w:fill="DBE5F1" w:themeFill="accent1" w:themeFillTint="33"/>
           </w:tcPr>
           <w:p>
             <w:pPr>
-              <w:adjustRightInd w:val="0"/>
-              <w:jc w:val="center"/>
               <w:rPr>
-                <w:rFonts w:ascii="Mongolian Baiti" w:eastAsia="TimesNewRomanPSMT" w:hAnsi="Mongolian Baiti" w:cs="Mongolian Baiti"/>
-                <w:bCs/>
+                <w:rFonts w:ascii="Mongolian Baiti" w:eastAsia="Times New Roman" w:hAnsi="Mongolian Baiti" w:cs="Mongolian Baiti"/>
+                <w:b/>
                 <w:sz w:val="18"/>
                 <w:szCs w:val="18"/>
-                <w:lang w:eastAsia="en-US"/>
+                <w:lang w:val="pt-BR" w:eastAsia="pt-BR"/>
               </w:rPr>
             </w:pPr>
             <w:r>
@@ -294,19 +291,17 @@
         </w:tc>
         <w:tc>
           <w:tcPr>
-            <w:tcW w:w="1606" w:type="dxa"/>
+            <w:tcW w:w="1464" w:type="dxa"/>
             <w:shd w:val="clear" w:color="auto" w:fill="DBE5F1" w:themeFill="accent1" w:themeFillTint="33"/>
           </w:tcPr>
           <w:p>
             <w:pPr>
-              <w:adjustRightInd w:val="0"/>
-              <w:jc w:val="center"/>
               <w:rPr>
-                <w:rFonts w:ascii="Mongolian Baiti" w:eastAsia="TimesNewRomanPSMT" w:hAnsi="Mongolian Baiti" w:cs="Mongolian Baiti"/>
-                <w:bCs/>
+                <w:rFonts w:ascii="Mongolian Baiti" w:eastAsia="Times New Roman" w:hAnsi="Mongolian Baiti" w:cs="Mongolian Baiti"/>
+                <w:b/>
                 <w:sz w:val="18"/>
                 <w:szCs w:val="18"/>
-                <w:lang w:eastAsia="en-US"/>
+                <w:lang w:val="pt-BR" w:eastAsia="pt-BR"/>
               </w:rPr>
             </w:pPr>
             <w:r>
@@ -323,56 +318,9 @@
         </w:tc>
       </w:tr>
       <w:tr>
-        <w:trPr>
-          <w:trHeight w:val="79"/>
-        </w:trPr>
         <w:tc>
           <w:tcPr>
-            <w:tcW w:w="756" w:type="dxa"/>
-            <w:vAlign w:val="bottom"/>
-          </w:tcPr>
-          <w:p>
-            <w:pPr>
-              <w:rPr>
-                <w:rFonts w:ascii="Mongolian Baiti" w:eastAsia="TimesNewRomanPSMT" w:hAnsi="Mongolian Baiti" w:cs="Mongolian Baiti"/>
-                <w:bCs/>
-                <w:sz w:val="18"/>
-                <w:szCs w:val="18"/>
-                <w:lang w:eastAsia="en-US"/>
-              </w:rPr>
-            </w:pPr>
-            <w:r>
-              <w:rPr>
-                <w:rFonts w:ascii="Mongolian Baiti" w:eastAsia="TimesNewRomanPSMT" w:hAnsi="Mongolian Baiti" w:cs="Mongolian Baiti"/>
-                <w:bCs/>
-                <w:sz w:val="18"/>
-                <w:szCs w:val="18"/>
-                <w:lang w:eastAsia="en-US"/>
-              </w:rPr>
-              <w:t>1</w:t>
-            </w:r>
-          </w:p>
-        </w:tc>
-        <w:tc>
-          <w:tcPr>
-            <w:tcW w:w="5150" w:type="dxa"/>
-            <w:vAlign w:val="center"/>
-          </w:tcPr>
-          <w:p>
-            <w:pPr>
-              <w:rPr>
-                <w:rFonts w:ascii="Mongolian Baiti" w:hAnsi="Mongolian Baiti" w:cs="Mongolian Baiti"/>
-                <w:bCs/>
-                <w:sz w:val="18"/>
-                <w:szCs w:val="18"/>
-              </w:rPr>
-            </w:pPr>
-          </w:p>
-        </w:tc>
-        <w:tc>
-          <w:tcPr>
-            <w:tcW w:w="1311" w:type="dxa"/>
-            <w:vAlign w:val="center"/>
+            <w:tcW w:w="706" w:type="dxa"/>
           </w:tcPr>
           <w:p>
             <w:pPr>
@@ -388,8 +336,7 @@
         </w:tc>
         <w:tc>
           <w:tcPr>
-            <w:tcW w:w="1042" w:type="dxa"/>
-            <w:vAlign w:val="bottom"/>
+            <w:tcW w:w="5107" w:type="dxa"/>
           </w:tcPr>
           <w:p>
             <w:pPr>
@@ -405,8 +352,7 @@
         </w:tc>
         <w:tc>
           <w:tcPr>
-            <w:tcW w:w="1482" w:type="dxa"/>
-            <w:vAlign w:val="bottom"/>
+            <w:tcW w:w="1275" w:type="dxa"/>
           </w:tcPr>
           <w:p>
             <w:pPr>
@@ -422,8 +368,39 @@
         </w:tc>
         <w:tc>
           <w:tcPr>
-            <w:tcW w:w="1606" w:type="dxa"/>
-            <w:vAlign w:val="bottom"/>
+            <w:tcW w:w="1276" w:type="dxa"/>
+          </w:tcPr>
+          <w:p>
+            <w:pPr>
+              <w:rPr>
+                <w:rFonts w:ascii="Mongolian Baiti" w:eastAsia="TimesNewRomanPSMT" w:hAnsi="Mongolian Baiti" w:cs="Mongolian Baiti"/>
+                <w:bCs/>
+                <w:sz w:val="18"/>
+                <w:szCs w:val="18"/>
+                <w:lang w:eastAsia="en-US"/>
+              </w:rPr>
+            </w:pPr>
+          </w:p>
+        </w:tc>
+        <w:tc>
+          <w:tcPr>
+            <w:tcW w:w="1701" w:type="dxa"/>
+          </w:tcPr>
+          <w:p>
+            <w:pPr>
+              <w:rPr>
+                <w:rFonts w:ascii="Mongolian Baiti" w:eastAsia="TimesNewRomanPSMT" w:hAnsi="Mongolian Baiti" w:cs="Mongolian Baiti"/>
+                <w:bCs/>
+                <w:sz w:val="18"/>
+                <w:szCs w:val="18"/>
+                <w:lang w:eastAsia="en-US"/>
+              </w:rPr>
+            </w:pPr>
+          </w:p>
+        </w:tc>
+        <w:tc>
+          <w:tcPr>
+            <w:tcW w:w="1464" w:type="dxa"/>
           </w:tcPr>
           <w:p>
             <w:pPr>
@@ -439,190 +416,14 @@
         </w:tc>
       </w:tr>
     </w:tbl>
-    <w:tbl>
-      <w:tblPr>
-        <w:tblW w:w="3200" w:type="dxa"/>
-        <w:tblCellMar>
-          <w:left w:w="0" w:type="dxa"/>
-          <w:right w:w="0" w:type="dxa"/>
-        </w:tblCellMar>
-        <w:tblLook w:val="04A0" w:firstRow="1" w:lastRow="0" w:firstColumn="1" w:lastColumn="0" w:noHBand="0" w:noVBand="1"/>
-      </w:tblPr>
-      <w:tblGrid>
-        <w:gridCol w:w="915"/>
-        <w:gridCol w:w="915"/>
-        <w:gridCol w:w="914"/>
-        <w:gridCol w:w="152"/>
-        <w:gridCol w:w="152"/>
-        <w:gridCol w:w="152"/>
-      </w:tblGrid>
-      <w:tr>
-        <w:trPr>
-          <w:trHeight w:val="300"/>
-        </w:trPr>
-        <w:tc>
-          <w:tcPr>
-            <w:tcW w:w="0" w:type="auto"/>
-            <w:tcBorders>
-              <w:top w:val="nil"/>
-              <w:left w:val="nil"/>
-              <w:bottom w:val="nil"/>
-              <w:right w:val="nil"/>
-            </w:tcBorders>
-            <w:noWrap/>
-            <w:tcMar>
-              <w:top w:w="15" w:type="dxa"/>
-              <w:left w:w="15" w:type="dxa"/>
-              <w:bottom w:w="0" w:type="dxa"/>
-              <w:right w:w="15" w:type="dxa"/>
-            </w:tcMar>
-            <w:vAlign w:val="bottom"/>
-          </w:tcPr>
-          <w:p>
-            <w:pPr>
-              <w:jc w:val="right"/>
-              <w:rPr>
-                <w:rFonts w:ascii="Mongolian Baiti" w:eastAsia="Times New Roman" w:hAnsi="Mongolian Baiti" w:cs="Mongolian Baiti"/>
-                <w:color w:val="000000"/>
-                <w:lang w:eastAsia="pt-BR" w:bidi="ar-SA"/>
-              </w:rPr>
-            </w:pPr>
-          </w:p>
-        </w:tc>
-        <w:tc>
-          <w:tcPr>
-            <w:tcW w:w="0" w:type="auto"/>
-            <w:tcBorders>
-              <w:top w:val="nil"/>
-              <w:left w:val="nil"/>
-              <w:bottom w:val="nil"/>
-              <w:right w:val="nil"/>
-            </w:tcBorders>
-            <w:noWrap/>
-            <w:tcMar>
-              <w:top w:w="15" w:type="dxa"/>
-              <w:left w:w="15" w:type="dxa"/>
-              <w:bottom w:w="0" w:type="dxa"/>
-              <w:right w:w="15" w:type="dxa"/>
-            </w:tcMar>
-            <w:vAlign w:val="bottom"/>
-          </w:tcPr>
-          <w:p>
-            <w:pPr>
-              <w:rPr>
-                <w:rFonts w:ascii="Mongolian Baiti" w:eastAsia="Times New Roman" w:hAnsi="Mongolian Baiti" w:cs="Mongolian Baiti"/>
-                <w:sz w:val="20"/>
-                <w:szCs w:val="20"/>
-                <w:lang w:val="pt-BR" w:eastAsia="pt-BR" w:bidi="ar-SA"/>
-              </w:rPr>
-            </w:pPr>
-          </w:p>
-        </w:tc>
-        <w:tc>
-          <w:tcPr>
-            <w:tcW w:w="0" w:type="auto"/>
-            <w:tcBorders>
-              <w:top w:val="nil"/>
-              <w:left w:val="nil"/>
-              <w:bottom w:val="nil"/>
-              <w:right w:val="nil"/>
-            </w:tcBorders>
-            <w:noWrap/>
-            <w:tcMar>
-              <w:top w:w="15" w:type="dxa"/>
-              <w:left w:w="15" w:type="dxa"/>
-              <w:bottom w:w="0" w:type="dxa"/>
-              <w:right w:w="15" w:type="dxa"/>
-            </w:tcMar>
-            <w:vAlign w:val="bottom"/>
-          </w:tcPr>
-          <w:p>
-            <w:pPr>
-              <w:jc w:val="right"/>
-              <w:rPr>
-                <w:rFonts w:ascii="Mongolian Baiti" w:eastAsia="Times New Roman" w:hAnsi="Mongolian Baiti" w:cs="Mongolian Baiti"/>
-                <w:color w:val="000000"/>
-                <w:lang w:val="pt-BR" w:eastAsia="pt-BR" w:bidi="ar-SA"/>
-              </w:rPr>
-            </w:pPr>
-          </w:p>
-        </w:tc>
-        <w:tc>
-          <w:tcPr>
-            <w:tcW w:w="0" w:type="auto"/>
-            <w:tcBorders>
-              <w:top w:val="nil"/>
-              <w:left w:val="nil"/>
-              <w:bottom w:val="nil"/>
-              <w:right w:val="nil"/>
-            </w:tcBorders>
-            <w:vAlign w:val="bottom"/>
-          </w:tcPr>
-          <w:p>
-            <w:pPr>
-              <w:rPr>
-                <w:rFonts w:ascii="Mongolian Baiti" w:eastAsia="Times New Roman" w:hAnsi="Mongolian Baiti" w:cs="Mongolian Baiti"/>
-                <w:sz w:val="20"/>
-                <w:szCs w:val="20"/>
-                <w:lang w:val="pt-BR" w:eastAsia="pt-BR" w:bidi="ar-SA"/>
-              </w:rPr>
-            </w:pPr>
-          </w:p>
-        </w:tc>
-        <w:tc>
-          <w:tcPr>
-            <w:tcW w:w="0" w:type="auto"/>
-            <w:tcBorders>
-              <w:top w:val="nil"/>
-              <w:left w:val="nil"/>
-              <w:bottom w:val="nil"/>
-              <w:right w:val="nil"/>
-            </w:tcBorders>
-            <w:vAlign w:val="bottom"/>
-          </w:tcPr>
-          <w:p>
-            <w:pPr>
-              <w:rPr>
-                <w:rFonts w:ascii="Mongolian Baiti" w:eastAsia="Times New Roman" w:hAnsi="Mongolian Baiti" w:cs="Mongolian Baiti"/>
-                <w:sz w:val="20"/>
-                <w:szCs w:val="20"/>
-                <w:lang w:val="pt-BR" w:eastAsia="pt-BR" w:bidi="ar-SA"/>
-              </w:rPr>
-            </w:pPr>
-          </w:p>
-        </w:tc>
-        <w:tc>
-          <w:tcPr>
-            <w:tcW w:w="0" w:type="auto"/>
-            <w:tcBorders>
-              <w:top w:val="nil"/>
-              <w:left w:val="nil"/>
-              <w:bottom w:val="nil"/>
-              <w:right w:val="nil"/>
-            </w:tcBorders>
-            <w:vAlign w:val="bottom"/>
-          </w:tcPr>
-          <w:p>
-            <w:pPr>
-              <w:rPr>
-                <w:rFonts w:ascii="Mongolian Baiti" w:eastAsia="Times New Roman" w:hAnsi="Mongolian Baiti" w:cs="Mongolian Baiti"/>
-                <w:sz w:val="20"/>
-                <w:szCs w:val="20"/>
-                <w:lang w:val="pt-BR" w:eastAsia="pt-BR" w:bidi="ar-SA"/>
-              </w:rPr>
-            </w:pPr>
-          </w:p>
-        </w:tc>
-      </w:tr>
-    </w:tbl>
     <w:p>
       <w:pPr>
         <w:rPr>
           <w:rFonts w:ascii="Mongolian Baiti" w:eastAsia="Times New Roman" w:hAnsi="Mongolian Baiti" w:cs="Mongolian Baiti"/>
           <w:bCs/>
-          <w:sz w:val="24"/>
-          <w:szCs w:val="24"/>
-          <w:lang w:val="pt-BR" w:eastAsia="pt-BR"/>
+          <w:sz w:val="18"/>
+          <w:szCs w:val="18"/>
+          <w:lang w:eastAsia="pt-BR"/>
         </w:rPr>
       </w:pPr>
     </w:p>
@@ -631,8 +432,8 @@
         <w:rPr>
           <w:rFonts w:ascii="Mongolian Baiti" w:eastAsia="Times New Roman" w:hAnsi="Mongolian Baiti" w:cs="Mongolian Baiti"/>
           <w:b/>
-          <w:sz w:val="24"/>
-          <w:szCs w:val="24"/>
+          <w:sz w:val="18"/>
+          <w:szCs w:val="18"/>
           <w:lang w:val="pt-BR" w:eastAsia="pt-BR"/>
         </w:rPr>
       </w:pPr>
@@ -640,25 +441,17 @@
         <w:rPr>
           <w:rFonts w:ascii="Mongolian Baiti" w:eastAsia="Times New Roman" w:hAnsi="Mongolian Baiti" w:cs="Mongolian Baiti"/>
           <w:bCs/>
-          <w:sz w:val="24"/>
-          <w:szCs w:val="24"/>
+          <w:sz w:val="18"/>
+          <w:szCs w:val="18"/>
           <w:lang w:eastAsia="pt-BR"/>
         </w:rPr>
-        <w:t>VA</w:t>
-      </w:r>
-      <w:r>
-        <w:rPr>
-          <w:rFonts w:ascii="Mongolian Baiti" w:eastAsia="Times New Roman" w:hAnsi="Mongolian Baiti" w:cs="Mongolian Baiti"/>
-          <w:bCs/>
-          <w:sz w:val="24"/>
-          <w:szCs w:val="24"/>
-          <w:lang w:eastAsia="pt-BR"/>
-        </w:rPr>
-        <w:t>LOR TOTAL DA PROPOSTA:</w:t>
+        <w:t>VALOR TOTAL DA PROPOSTA:</w:t>
       </w:r>
       <w:r>
         <w:rPr>
           <w:rFonts w:ascii="Mongolian Baiti" w:hAnsi="Mongolian Baiti" w:cs="Mongolian Baiti"/>
+          <w:sz w:val="18"/>
+          <w:szCs w:val="18"/>
         </w:rPr>
         <w:t xml:space="preserve">  </w:t>
       </w:r>
@@ -666,41 +459,20 @@
         <w:rPr>
           <w:rFonts w:ascii="Mongolian Baiti" w:eastAsia="Times New Roman" w:hAnsi="Mongolian Baiti" w:cs="Mongolian Baiti"/>
           <w:b/>
-          <w:sz w:val="24"/>
-          <w:szCs w:val="24"/>
+          <w:sz w:val="18"/>
+          <w:szCs w:val="18"/>
           <w:lang w:eastAsia="pt-BR"/>
         </w:rPr>
-        <w:t>R</w:t>
-      </w:r>
-      <w:r>
-        <w:rPr>
-          <w:rFonts w:ascii="Mongolian Baiti" w:eastAsia="Times New Roman" w:hAnsi="Mongolian Baiti" w:cs="Mongolian Baiti"/>
-          <w:b/>
-          <w:sz w:val="24"/>
-          <w:szCs w:val="24"/>
-          <w:lang w:eastAsia="pt-BR"/>
-        </w:rPr>
-        <w:t>$</w:t>
+        <w:t>R$</w:t>
       </w:r>
     </w:p>
     <w:p>
       <w:pPr>
         <w:rPr>
           <w:rFonts w:ascii="Mongolian Baiti" w:eastAsia="Times New Roman" w:hAnsi="Mongolian Baiti" w:cs="Mongolian Baiti"/>
-          <w:b/>
-          <w:sz w:val="24"/>
-          <w:szCs w:val="24"/>
-          <w:lang w:val="pt-BR" w:eastAsia="pt-BR"/>
-        </w:rPr>
-      </w:pPr>
-    </w:p>
-    <w:p>
-      <w:pPr>
-        <w:rPr>
-          <w:rFonts w:ascii="Mongolian Baiti" w:eastAsia="Times New Roman" w:hAnsi="Mongolian Baiti" w:cs="Mongolian Baiti"/>
           <w:bCs/>
-          <w:sz w:val="24"/>
-          <w:szCs w:val="24"/>
+          <w:sz w:val="18"/>
+          <w:szCs w:val="18"/>
           <w:lang w:eastAsia="pt-BR"/>
         </w:rPr>
       </w:pPr>
@@ -708,8 +480,8 @@
         <w:rPr>
           <w:rFonts w:ascii="Mongolian Baiti" w:eastAsia="Times New Roman" w:hAnsi="Mongolian Baiti" w:cs="Mongolian Baiti"/>
           <w:bCs/>
-          <w:sz w:val="24"/>
-          <w:szCs w:val="24"/>
+          <w:sz w:val="18"/>
+          <w:szCs w:val="18"/>
           <w:lang w:eastAsia="pt-BR"/>
         </w:rPr>
         <w:t>OBSERVAÇÕES:</w:t>
@@ -718,8 +490,8 @@
         <w:rPr>
           <w:rFonts w:ascii="Mongolian Baiti" w:eastAsia="Times New Roman" w:hAnsi="Mongolian Baiti" w:cs="Mongolian Baiti"/>
           <w:bCs/>
-          <w:sz w:val="24"/>
-          <w:szCs w:val="24"/>
+          <w:sz w:val="18"/>
+          <w:szCs w:val="18"/>
           <w:lang w:eastAsia="pt-BR"/>
         </w:rPr>
         <w:t xml:space="preserve"> Validade da Proposta: 60 (SESSENTA) DIAS</w:t>
@@ -730,8 +502,8 @@
         <w:rPr>
           <w:rFonts w:ascii="Mongolian Baiti" w:eastAsia="Times New Roman" w:hAnsi="Mongolian Baiti" w:cs="Mongolian Baiti"/>
           <w:bCs/>
-          <w:sz w:val="24"/>
-          <w:szCs w:val="24"/>
+          <w:sz w:val="18"/>
+          <w:szCs w:val="18"/>
           <w:lang w:eastAsia="pt-BR"/>
         </w:rPr>
       </w:pPr>
@@ -739,8 +511,8 @@
         <w:rPr>
           <w:rFonts w:ascii="Mongolian Baiti" w:eastAsia="Times New Roman" w:hAnsi="Mongolian Baiti" w:cs="Mongolian Baiti"/>
           <w:bCs/>
-          <w:sz w:val="24"/>
-          <w:szCs w:val="24"/>
+          <w:sz w:val="18"/>
+          <w:szCs w:val="18"/>
           <w:lang w:eastAsia="pt-BR"/>
         </w:rPr>
         <w:t>Condição de pagamento: à vista</w:t>
@@ -748,8 +520,8 @@
       <w:r>
         <w:rPr>
           <w:rFonts w:ascii="Mongolian Baiti" w:hAnsi="Mongolian Baiti" w:cs="Mongolian Baiti"/>
-          <w:sz w:val="24"/>
-          <w:szCs w:val="24"/>
+          <w:sz w:val="18"/>
+          <w:szCs w:val="18"/>
         </w:rPr>
         <w:t xml:space="preserve"> </w:t>
       </w:r>
